--- a/backend/word_templates/工程类/集团外工程/材料（设备）采购/单一来源/3.供应商推荐表.docx
+++ b/backend/word_templates/工程类/集团外工程/材料（设备）采购/单一来源/3.供应商推荐表.docx
@@ -271,7 +271,7 @@
             <w:r>
               <w:rPr>
                 <w:rFonts w:hint="eastAsia" w:ascii="仿宋_GB2312" w:hAnsi="Times New Roman" w:eastAsia="仿宋_GB2312"/>
-                <w:color w:val="auto"/>
+                <w:color w:val="0000FF"/>
                 <w:sz w:val="24"/>
                 <w:highlight w:val="none"/>
                 <w:lang w:val="en-US" w:eastAsia="zh-CN"/>
@@ -369,7 +369,7 @@
             <w:r>
               <w:rPr>
                 <w:rFonts w:hint="eastAsia" w:ascii="仿宋_GB2312" w:hAnsi="Times New Roman" w:eastAsia="仿宋_GB2312"/>
-                <w:color w:val="auto"/>
+                <w:color w:val="0000FF"/>
                 <w:sz w:val="24"/>
                 <w:highlight w:val="none"/>
                 <w:lang w:val="en-US" w:eastAsia="zh-CN"/>
@@ -485,7 +485,7 @@
             <w:r>
               <w:rPr>
                 <w:rFonts w:hint="eastAsia" w:ascii="仿宋_GB2312" w:hAnsi="Times New Roman" w:eastAsia="仿宋_GB2312"/>
-                <w:color w:val="auto"/>
+                <w:color w:val="0000FF"/>
                 <w:sz w:val="24"/>
                 <w:highlight w:val="none"/>
                 <w:lang w:val="en-US" w:eastAsia="zh-CN"/>
@@ -546,7 +546,7 @@
               <w:jc w:val="center"/>
               <w:rPr>
                 <w:rFonts w:hint="default" w:ascii="仿宋_GB2312" w:hAnsi="Times New Roman" w:eastAsia="仿宋_GB2312"/>
-                <w:color w:val="auto"/>
+                <w:color w:val="0000FF"/>
                 <w:sz w:val="24"/>
                 <w:highlight w:val="none"/>
                 <w:lang w:val="en-US" w:eastAsia="zh-CN"/>
@@ -555,7 +555,7 @@
             <w:r>
               <w:rPr>
                 <w:rFonts w:hint="eastAsia" w:ascii="仿宋_GB2312" w:hAnsi="Times New Roman" w:eastAsia="仿宋_GB2312"/>
-                <w:color w:val="auto"/>
+                <w:color w:val="0000FF"/>
                 <w:sz w:val="24"/>
                 <w:highlight w:val="none"/>
                 <w:lang w:val="en-US" w:eastAsia="zh-CN"/>
@@ -748,17 +748,17 @@
               <w:rPr>
                 <w:rFonts w:hint="default" w:ascii="仿宋_GB2312" w:hAnsi="仿宋_GB2312" w:eastAsia="仿宋_GB2312" w:cs="仿宋_GB2312"/>
                 <w:bCs/>
-                <w:color w:val="auto"/>
-                <w:sz w:val="24"/>
-                <w:highlight w:val="none"/>
-                <w:lang w:val="en-US" w:eastAsia="zh-CN"/>
-              </w:rPr>
-            </w:pPr>
-            <w:r>
-              <w:rPr>
-                <w:rFonts w:hint="eastAsia" w:ascii="仿宋_GB2312" w:hAnsi="仿宋_GB2312" w:eastAsia="仿宋_GB2312" w:cs="仿宋_GB2312"/>
-                <w:bCs/>
-                <w:color w:val="auto"/>
+                <w:color w:val="0000FF"/>
+                <w:sz w:val="24"/>
+                <w:highlight w:val="none"/>
+                <w:lang w:val="en-US" w:eastAsia="zh-CN"/>
+              </w:rPr>
+            </w:pPr>
+            <w:r>
+              <w:rPr>
+                <w:rFonts w:hint="eastAsia" w:ascii="仿宋_GB2312" w:hAnsi="仿宋_GB2312" w:eastAsia="仿宋_GB2312" w:cs="仿宋_GB2312"/>
+                <w:bCs/>
+                <w:color w:val="0000FF"/>
                 <w:sz w:val="24"/>
                 <w:highlight w:val="none"/>
                 <w:lang w:val="en-US" w:eastAsia="zh-CN"/>
@@ -786,17 +786,17 @@
               <w:rPr>
                 <w:rFonts w:hint="default" w:ascii="仿宋_GB2312" w:hAnsi="仿宋_GB2312" w:eastAsia="仿宋_GB2312" w:cs="仿宋_GB2312"/>
                 <w:bCs/>
-                <w:color w:val="auto"/>
-                <w:sz w:val="24"/>
-                <w:highlight w:val="none"/>
-                <w:lang w:val="en-US" w:eastAsia="zh-CN"/>
-              </w:rPr>
-            </w:pPr>
-            <w:r>
-              <w:rPr>
-                <w:rFonts w:hint="eastAsia" w:ascii="仿宋_GB2312" w:hAnsi="仿宋_GB2312" w:eastAsia="仿宋_GB2312" w:cs="仿宋_GB2312"/>
-                <w:bCs/>
-                <w:color w:val="auto"/>
+                <w:color w:val="0000FF"/>
+                <w:sz w:val="24"/>
+                <w:highlight w:val="none"/>
+                <w:lang w:val="en-US" w:eastAsia="zh-CN"/>
+              </w:rPr>
+            </w:pPr>
+            <w:r>
+              <w:rPr>
+                <w:rFonts w:hint="eastAsia" w:ascii="仿宋_GB2312" w:hAnsi="仿宋_GB2312" w:eastAsia="仿宋_GB2312" w:cs="仿宋_GB2312"/>
+                <w:bCs/>
+                <w:color w:val="0000FF"/>
                 <w:sz w:val="24"/>
                 <w:highlight w:val="none"/>
                 <w:lang w:val="en-US" w:eastAsia="zh-CN"/>
@@ -824,17 +824,17 @@
               <w:rPr>
                 <w:rFonts w:hint="default" w:ascii="仿宋_GB2312" w:hAnsi="仿宋_GB2312" w:eastAsia="仿宋_GB2312" w:cs="仿宋_GB2312"/>
                 <w:bCs/>
-                <w:color w:val="auto"/>
-                <w:sz w:val="24"/>
-                <w:highlight w:val="none"/>
-                <w:lang w:val="en-US" w:eastAsia="zh-CN"/>
-              </w:rPr>
-            </w:pPr>
-            <w:r>
-              <w:rPr>
-                <w:rFonts w:hint="eastAsia" w:ascii="仿宋_GB2312" w:hAnsi="仿宋_GB2312" w:eastAsia="仿宋_GB2312" w:cs="仿宋_GB2312"/>
-                <w:bCs/>
-                <w:color w:val="auto"/>
+                <w:color w:val="0000FF"/>
+                <w:sz w:val="24"/>
+                <w:highlight w:val="none"/>
+                <w:lang w:val="en-US" w:eastAsia="zh-CN"/>
+              </w:rPr>
+            </w:pPr>
+            <w:r>
+              <w:rPr>
+                <w:rFonts w:hint="eastAsia" w:ascii="仿宋_GB2312" w:hAnsi="仿宋_GB2312" w:eastAsia="仿宋_GB2312" w:cs="仿宋_GB2312"/>
+                <w:bCs/>
+                <w:color w:val="0000FF"/>
                 <w:sz w:val="24"/>
                 <w:highlight w:val="none"/>
                 <w:lang w:val="en-US" w:eastAsia="zh-CN"/>
@@ -883,24 +883,24 @@
               <w:contextualSpacing/>
               <w:jc w:val="center"/>
               <w:rPr>
-                <w:rFonts w:hint="eastAsia" w:ascii="仿宋_GB2312" w:hAnsi="仿宋_GB2312" w:eastAsia="仿宋_GB2312" w:cs="仿宋_GB2312"/>
-                <w:bCs/>
-                <w:color w:val="auto"/>
-                <w:sz w:val="24"/>
-                <w:highlight w:val="none"/>
-                <w:lang w:val="en-US" w:eastAsia="zh-CN"/>
-              </w:rPr>
-            </w:pPr>
-            <w:r>
-              <w:rPr>
-                <w:rFonts w:hint="eastAsia" w:ascii="仿宋_GB2312" w:hAnsi="仿宋_GB2312" w:eastAsia="仿宋_GB2312" w:cs="仿宋_GB2312"/>
-                <w:bCs/>
-                <w:color w:val="auto"/>
-                <w:sz w:val="24"/>
-                <w:highlight w:val="none"/>
-                <w:lang w:val="en-US" w:eastAsia="zh-CN"/>
-              </w:rPr>
-              <w:t>{{gongyingshang2}}</w:t>
+                <w:rFonts w:hint="default" w:ascii="仿宋_GB2312" w:hAnsi="仿宋_GB2312" w:eastAsia="仿宋_GB2312" w:cs="仿宋_GB2312"/>
+                <w:bCs/>
+                <w:color w:val="auto"/>
+                <w:sz w:val="24"/>
+                <w:highlight w:val="none"/>
+                <w:lang w:val="en-US" w:eastAsia="zh-CN"/>
+              </w:rPr>
+            </w:pPr>
+            <w:r>
+              <w:rPr>
+                <w:rFonts w:hint="eastAsia" w:ascii="仿宋_GB2312" w:hAnsi="仿宋_GB2312" w:eastAsia="仿宋_GB2312" w:cs="仿宋_GB2312"/>
+                <w:bCs/>
+                <w:color w:val="auto"/>
+                <w:sz w:val="24"/>
+                <w:highlight w:val="none"/>
+                <w:lang w:val="en-US" w:eastAsia="zh-CN"/>
+              </w:rPr>
+              <w:t>/</w:t>
             </w:r>
             <w:bookmarkStart w:id="0" w:name="_GoBack"/>
             <w:bookmarkEnd w:id="0"/>
@@ -931,17 +931,6 @@
                 <w:lang w:val="en-US" w:eastAsia="zh-CN"/>
               </w:rPr>
             </w:pPr>
-            <w:r>
-              <w:rPr>
-                <w:rFonts w:hint="eastAsia" w:ascii="仿宋_GB2312" w:hAnsi="仿宋_GB2312" w:eastAsia="仿宋_GB2312" w:cs="仿宋_GB2312"/>
-                <w:bCs/>
-                <w:color w:val="auto"/>
-                <w:sz w:val="24"/>
-                <w:highlight w:val="none"/>
-                <w:lang w:val="en-US" w:eastAsia="zh-CN"/>
-              </w:rPr>
-              <w:t>{{lianxiren2}}</w:t>
-            </w:r>
           </w:p>
         </w:tc>
         <w:tc>
@@ -969,17 +958,6 @@
                 <w:lang w:val="en-US" w:eastAsia="zh-CN"/>
               </w:rPr>
             </w:pPr>
-            <w:r>
-              <w:rPr>
-                <w:rFonts w:hint="eastAsia" w:ascii="仿宋_GB2312" w:hAnsi="仿宋_GB2312" w:eastAsia="仿宋_GB2312" w:cs="仿宋_GB2312"/>
-                <w:bCs/>
-                <w:color w:val="auto"/>
-                <w:sz w:val="24"/>
-                <w:highlight w:val="none"/>
-                <w:lang w:val="en-US" w:eastAsia="zh-CN"/>
-              </w:rPr>
-              <w:t>{{lianxi_dianhua2}}</w:t>
-            </w:r>
           </w:p>
         </w:tc>
       </w:tr>
@@ -1030,17 +1008,6 @@
                 <w:lang w:val="en-US" w:eastAsia="zh-CN"/>
               </w:rPr>
             </w:pPr>
-            <w:r>
-              <w:rPr>
-                <w:rFonts w:hint="eastAsia" w:ascii="仿宋_GB2312" w:hAnsi="仿宋_GB2312" w:eastAsia="仿宋_GB2312" w:cs="仿宋_GB2312"/>
-                <w:bCs/>
-                <w:color w:val="auto"/>
-                <w:sz w:val="24"/>
-                <w:highlight w:val="none"/>
-                <w:lang w:val="en-US" w:eastAsia="zh-CN"/>
-              </w:rPr>
-              <w:t>{{gongyingshang3}}</w:t>
-            </w:r>
           </w:p>
         </w:tc>
         <w:tc>
@@ -1068,17 +1035,6 @@
                 <w:lang w:val="en-US" w:eastAsia="zh-CN"/>
               </w:rPr>
             </w:pPr>
-            <w:r>
-              <w:rPr>
-                <w:rFonts w:hint="eastAsia" w:ascii="仿宋_GB2312" w:hAnsi="仿宋_GB2312" w:eastAsia="仿宋_GB2312" w:cs="仿宋_GB2312"/>
-                <w:bCs/>
-                <w:color w:val="auto"/>
-                <w:sz w:val="24"/>
-                <w:highlight w:val="none"/>
-                <w:lang w:val="en-US" w:eastAsia="zh-CN"/>
-              </w:rPr>
-              <w:t>{{lianxiren3}}</w:t>
-            </w:r>
           </w:p>
         </w:tc>
         <w:tc>
@@ -1106,17 +1062,6 @@
                 <w:lang w:val="en-US" w:eastAsia="zh-CN"/>
               </w:rPr>
             </w:pPr>
-            <w:r>
-              <w:rPr>
-                <w:rFonts w:hint="eastAsia" w:ascii="仿宋_GB2312" w:hAnsi="仿宋_GB2312" w:eastAsia="仿宋_GB2312" w:cs="仿宋_GB2312"/>
-                <w:bCs/>
-                <w:color w:val="auto"/>
-                <w:sz w:val="24"/>
-                <w:highlight w:val="none"/>
-                <w:lang w:val="en-US" w:eastAsia="zh-CN"/>
-              </w:rPr>
-              <w:t>{{lianxi_dianhua3}}</w:t>
-            </w:r>
           </w:p>
         </w:tc>
       </w:tr>
@@ -2062,7 +2007,7 @@
     <w:lsdException w:qFormat="1" w:unhideWhenUsed="0" w:uiPriority="0" w:semiHidden="0" w:name="Title"/>
     <w:lsdException w:unhideWhenUsed="0" w:uiPriority="0" w:semiHidden="0" w:name="Closing"/>
     <w:lsdException w:unhideWhenUsed="0" w:uiPriority="0" w:semiHidden="0" w:name="Signature"/>
-    <w:lsdException w:unhideWhenUsed="0" w:uiPriority="0" w:name="Default Paragraph Font"/>
+    <w:lsdException w:qFormat="1" w:unhideWhenUsed="0" w:uiPriority="0" w:name="Default Paragraph Font"/>
     <w:lsdException w:unhideWhenUsed="0" w:uiPriority="0" w:semiHidden="0" w:name="Body Text"/>
     <w:lsdException w:unhideWhenUsed="0" w:uiPriority="0" w:semiHidden="0" w:name="Body Text Indent"/>
     <w:lsdException w:unhideWhenUsed="0" w:uiPriority="0" w:semiHidden="0" w:name="List Continue"/>
@@ -2300,6 +2245,7 @@
   <w:style w:type="character" w:default="1" w:styleId="7">
     <w:name w:val="Default Paragraph Font"/>
     <w:semiHidden/>
+    <w:qFormat/>
     <w:uiPriority w:val="0"/>
   </w:style>
   <w:style w:type="table" w:default="1" w:styleId="5">
